--- a/Phiếu_BÁO CÁO HỌC TẬP CÁ NHÂN NHÓM 02.docx
+++ b/Phiếu_BÁO CÁO HỌC TẬP CÁ NHÂN NHÓM 02.docx
@@ -656,8 +656,6 @@
             <w:r>
               <w:t>Hoàn thành</w:t>
             </w:r>
-            <w:bookmarkStart w:id="0" w:name="_GoBack"/>
-            <w:bookmarkEnd w:id="0"/>
           </w:p>
         </w:tc>
         <w:tc>
@@ -870,9 +868,13 @@
         </w:tc>
       </w:tr>
       <w:tr>
+        <w:trPr>
+          <w:trHeight w:val="374"/>
+        </w:trPr>
         <w:tc>
           <w:tcPr>
             <w:tcW w:w="846" w:type="dxa"/>
+            <w:vMerge w:val="restart"/>
           </w:tcPr>
           <w:p>
             <w:pPr>
@@ -889,82 +891,268 @@
           </w:tcPr>
           <w:p>
             <w:r>
-              <w:t>A</w:t>
-            </w:r>
-          </w:p>
-          <w:p>
-            <w:r>
-              <w:t>B</w:t>
-            </w:r>
-          </w:p>
-          <w:p>
-            <w:r>
-              <w:t>C</w:t>
-            </w:r>
-          </w:p>
-          <w:p>
-            <w:r>
-              <w:t>D</w:t>
-            </w:r>
-          </w:p>
-          <w:p>
-            <w:r>
-              <w:t>E</w:t>
+              <w:t>Nguyễn Huy Hiệu</w:t>
             </w:r>
           </w:p>
         </w:tc>
         <w:tc>
           <w:tcPr>
             <w:tcW w:w="3827" w:type="dxa"/>
-          </w:tcPr>
-          <w:p>
-            <w:r>
-              <w:t>Công việc 1</w:t>
-            </w:r>
-          </w:p>
-          <w:p>
-            <w:r>
-              <w:t>Công việc 2</w:t>
-            </w:r>
-          </w:p>
-          <w:p>
-            <w:r>
-              <w:t>Công việc 3</w:t>
-            </w:r>
-          </w:p>
-          <w:p>
-            <w:r>
-              <w:t>Công việc 4</w:t>
-            </w:r>
-          </w:p>
-          <w:p>
-            <w:r>
-              <w:t>Công việc 5</w:t>
+            <w:vMerge w:val="restart"/>
+          </w:tcPr>
+          <w:p>
+            <w:pPr>
+              <w:rPr>
+                <w:b/>
+                <w:lang w:val="en-GB"/>
+              </w:rPr>
+            </w:pPr>
+            <w:r>
+              <w:t xml:space="preserve">Viết báo cáo phần </w:t>
+            </w:r>
+            <w:bookmarkStart w:id="0" w:name="_Toc230774902"/>
+            <w:r>
+              <w:rPr>
+                <w:bCs/>
+                <w:lang w:val="en-GB"/>
+              </w:rPr>
+              <w:t>2.2. Nghiên cứu, tìm hiểu về Chữ ký số Elgamal</w:t>
+            </w:r>
+            <w:bookmarkEnd w:id="0"/>
+            <w:r>
+              <w:rPr>
+                <w:bCs/>
+                <w:lang w:val="en-GB"/>
+              </w:rPr>
+              <w:t>.</w:t>
             </w:r>
           </w:p>
         </w:tc>
         <w:tc>
           <w:tcPr>
             <w:tcW w:w="3119" w:type="dxa"/>
+            <w:vMerge w:val="restart"/>
           </w:tcPr>
           <w:p/>
         </w:tc>
         <w:tc>
           <w:tcPr>
             <w:tcW w:w="3118" w:type="dxa"/>
+            <w:vMerge w:val="restart"/>
           </w:tcPr>
           <w:p/>
         </w:tc>
       </w:tr>
       <w:tr>
+        <w:trPr>
+          <w:trHeight w:val="373"/>
+        </w:trPr>
         <w:tc>
           <w:tcPr>
             <w:tcW w:w="846" w:type="dxa"/>
+            <w:vMerge/>
           </w:tcPr>
           <w:p>
             <w:pPr>
               <w:jc w:val="center"/>
             </w:pPr>
+          </w:p>
+        </w:tc>
+        <w:tc>
+          <w:tcPr>
+            <w:tcW w:w="2268" w:type="dxa"/>
+          </w:tcPr>
+          <w:p>
+            <w:r>
+              <w:t>Nguyễn Đức Trung</w:t>
+            </w:r>
+          </w:p>
+        </w:tc>
+        <w:tc>
+          <w:tcPr>
+            <w:tcW w:w="3827" w:type="dxa"/>
+            <w:vMerge/>
+          </w:tcPr>
+          <w:p/>
+        </w:tc>
+        <w:tc>
+          <w:tcPr>
+            <w:tcW w:w="3119" w:type="dxa"/>
+            <w:vMerge/>
+          </w:tcPr>
+          <w:p/>
+        </w:tc>
+        <w:tc>
+          <w:tcPr>
+            <w:tcW w:w="3118" w:type="dxa"/>
+            <w:vMerge/>
+          </w:tcPr>
+          <w:p/>
+        </w:tc>
+      </w:tr>
+      <w:tr>
+        <w:trPr>
+          <w:trHeight w:val="373"/>
+        </w:trPr>
+        <w:tc>
+          <w:tcPr>
+            <w:tcW w:w="846" w:type="dxa"/>
+            <w:vMerge/>
+          </w:tcPr>
+          <w:p>
+            <w:pPr>
+              <w:jc w:val="center"/>
+            </w:pPr>
+          </w:p>
+        </w:tc>
+        <w:tc>
+          <w:tcPr>
+            <w:tcW w:w="2268" w:type="dxa"/>
+          </w:tcPr>
+          <w:p>
+            <w:r>
+              <w:t>Nguyễn Ánh Vân</w:t>
+            </w:r>
+          </w:p>
+        </w:tc>
+        <w:tc>
+          <w:tcPr>
+            <w:tcW w:w="3827" w:type="dxa"/>
+            <w:vMerge w:val="restart"/>
+          </w:tcPr>
+          <w:p>
+            <w:r>
+              <w:t>Thiết kế kịch bản chương trình và viết báo cáo phần 2.3.1. Thiết kế kịch bản chương trình.</w:t>
+            </w:r>
+          </w:p>
+        </w:tc>
+        <w:tc>
+          <w:tcPr>
+            <w:tcW w:w="3119" w:type="dxa"/>
+            <w:vMerge/>
+          </w:tcPr>
+          <w:p/>
+        </w:tc>
+        <w:tc>
+          <w:tcPr>
+            <w:tcW w:w="3118" w:type="dxa"/>
+            <w:vMerge/>
+          </w:tcPr>
+          <w:p/>
+        </w:tc>
+      </w:tr>
+      <w:tr>
+        <w:trPr>
+          <w:trHeight w:val="373"/>
+        </w:trPr>
+        <w:tc>
+          <w:tcPr>
+            <w:tcW w:w="846" w:type="dxa"/>
+            <w:vMerge/>
+          </w:tcPr>
+          <w:p>
+            <w:pPr>
+              <w:jc w:val="center"/>
+            </w:pPr>
+          </w:p>
+        </w:tc>
+        <w:tc>
+          <w:tcPr>
+            <w:tcW w:w="2268" w:type="dxa"/>
+          </w:tcPr>
+          <w:p>
+            <w:r>
+              <w:t>Đào Văn Công</w:t>
+            </w:r>
+          </w:p>
+        </w:tc>
+        <w:tc>
+          <w:tcPr>
+            <w:tcW w:w="3827" w:type="dxa"/>
+            <w:vMerge/>
+          </w:tcPr>
+          <w:p/>
+        </w:tc>
+        <w:tc>
+          <w:tcPr>
+            <w:tcW w:w="3119" w:type="dxa"/>
+            <w:vMerge/>
+          </w:tcPr>
+          <w:p/>
+        </w:tc>
+        <w:tc>
+          <w:tcPr>
+            <w:tcW w:w="3118" w:type="dxa"/>
+            <w:vMerge/>
+          </w:tcPr>
+          <w:p/>
+        </w:tc>
+      </w:tr>
+      <w:tr>
+        <w:trPr>
+          <w:trHeight w:val="373"/>
+        </w:trPr>
+        <w:tc>
+          <w:tcPr>
+            <w:tcW w:w="846" w:type="dxa"/>
+            <w:vMerge/>
+          </w:tcPr>
+          <w:p>
+            <w:pPr>
+              <w:jc w:val="center"/>
+            </w:pPr>
+          </w:p>
+        </w:tc>
+        <w:tc>
+          <w:tcPr>
+            <w:tcW w:w="2268" w:type="dxa"/>
+          </w:tcPr>
+          <w:p>
+            <w:r>
+              <w:t>Lê Thanh Tuân</w:t>
+            </w:r>
+          </w:p>
+        </w:tc>
+        <w:tc>
+          <w:tcPr>
+            <w:tcW w:w="3827" w:type="dxa"/>
+          </w:tcPr>
+          <w:p>
+            <w:r>
+              <w:t xml:space="preserve">Viết báo cáo phần 2.3.2. </w:t>
+            </w:r>
+            <w:r>
+              <w:t>Giới thiệu ngôn ngữ lập trình sử dụng để cài đặt thuật toán</w:t>
+            </w:r>
+            <w:r>
+              <w:t>.</w:t>
+            </w:r>
+          </w:p>
+        </w:tc>
+        <w:tc>
+          <w:tcPr>
+            <w:tcW w:w="3119" w:type="dxa"/>
+            <w:vMerge/>
+          </w:tcPr>
+          <w:p/>
+        </w:tc>
+        <w:tc>
+          <w:tcPr>
+            <w:tcW w:w="3118" w:type="dxa"/>
+            <w:vMerge/>
+          </w:tcPr>
+          <w:p/>
+        </w:tc>
+      </w:tr>
+      <w:tr>
+        <w:tc>
+          <w:tcPr>
+            <w:tcW w:w="846" w:type="dxa"/>
+          </w:tcPr>
+          <w:p>
+            <w:pPr>
+              <w:jc w:val="center"/>
+            </w:pPr>
             <w:r>
               <w:t>4</w:t>
             </w:r>
@@ -1023,6 +1211,8 @@
             <w:r>
               <w:t>Công việc 4</w:t>
             </w:r>
+            <w:bookmarkStart w:id="1" w:name="_GoBack"/>
+            <w:bookmarkEnd w:id="1"/>
           </w:p>
           <w:p>
             <w:r>
@@ -3588,6 +3778,28 @@
     <w:name w:val="Normal"/>
     <w:qFormat/>
   </w:style>
+  <w:style w:type="paragraph" w:styleId="Heading2">
+    <w:name w:val="heading 2"/>
+    <w:basedOn w:val="Normal"/>
+    <w:next w:val="Normal"/>
+    <w:link w:val="Heading2Char"/>
+    <w:uiPriority w:val="9"/>
+    <w:semiHidden/>
+    <w:unhideWhenUsed/>
+    <w:qFormat/>
+    <w:rsid w:val="00180C57"/>
+    <w:pPr>
+      <w:keepNext/>
+      <w:keepLines/>
+      <w:spacing w:before="40" w:after="0"/>
+      <w:outlineLvl w:val="1"/>
+    </w:pPr>
+    <w:rPr>
+      <w:rFonts w:asciiTheme="majorHAnsi" w:eastAsiaTheme="majorEastAsia" w:hAnsiTheme="majorHAnsi" w:cstheme="majorBidi"/>
+      <w:color w:val="2E74B5" w:themeColor="accent1" w:themeShade="BF"/>
+      <w:szCs w:val="26"/>
+    </w:rPr>
+  </w:style>
   <w:style w:type="paragraph" w:styleId="Heading3">
     <w:name w:val="heading 3"/>
     <w:basedOn w:val="Normal"/>
@@ -3679,6 +3891,19 @@
       <w:color w:val="1F4D78" w:themeColor="accent1" w:themeShade="7F"/>
       <w:sz w:val="24"/>
       <w:szCs w:val="24"/>
+    </w:rPr>
+  </w:style>
+  <w:style w:type="character" w:customStyle="1" w:styleId="Heading2Char">
+    <w:name w:val="Heading 2 Char"/>
+    <w:basedOn w:val="DefaultParagraphFont"/>
+    <w:link w:val="Heading2"/>
+    <w:uiPriority w:val="9"/>
+    <w:semiHidden/>
+    <w:rsid w:val="00180C57"/>
+    <w:rPr>
+      <w:rFonts w:asciiTheme="majorHAnsi" w:eastAsiaTheme="majorEastAsia" w:hAnsiTheme="majorHAnsi" w:cstheme="majorBidi"/>
+      <w:color w:val="2E74B5" w:themeColor="accent1" w:themeShade="BF"/>
+      <w:szCs w:val="26"/>
     </w:rPr>
   </w:style>
 </w:styles>
